--- a/SE/What is a SRS.docx
+++ b/SE/What is a SRS.docx
@@ -1,6 +1,6 @@
 
 <file path=word/document.xml><?xml version="1.0" encoding="utf-8"?>
-<w:document xmlns:wpc="http://schemas.microsoft.com/office/word/2010/wordprocessingCanvas" xmlns:mc="http://schemas.openxmlformats.org/markup-compatibility/2006" xmlns:o="urn:schemas-microsoft-com:office:office" xmlns:r="http://schemas.openxmlformats.org/officeDocument/2006/relationships" xmlns:m="http://schemas.openxmlformats.org/officeDocument/2006/math" xmlns:v="urn:schemas-microsoft-com:vml" xmlns:wp14="http://schemas.microsoft.com/office/word/2010/wordprocessingDrawing" xmlns:wp="http://schemas.openxmlformats.org/drawingml/2006/wordprocessingDrawing" xmlns:w10="urn:schemas-microsoft-com:office:word" xmlns:w="http://schemas.openxmlformats.org/wordprocessingml/2006/main" xmlns:w14="http://schemas.microsoft.com/office/word/2010/wordml" xmlns:w15="http://schemas.microsoft.com/office/word/2012/wordml" xmlns:wpg="http://schemas.microsoft.com/office/word/2010/wordprocessingGroup" xmlns:wpi="http://schemas.microsoft.com/office/word/2010/wordprocessingInk" xmlns:wne="http://schemas.microsoft.com/office/word/2006/wordml" xmlns:wps="http://schemas.microsoft.com/office/word/2010/wordprocessingShape" mc:Ignorable="w14 w15 wp14">
+<w:document xmlns:wpc="http://schemas.microsoft.com/office/word/2010/wordprocessingCanvas" xmlns:cx="http://schemas.microsoft.com/office/drawing/2014/chartex" xmlns:cx1="http://schemas.microsoft.com/office/drawing/2015/9/8/chartex" xmlns:cx2="http://schemas.microsoft.com/office/drawing/2015/10/21/chartex" xmlns:cx3="http://schemas.microsoft.com/office/drawing/2016/5/9/chartex" xmlns:cx4="http://schemas.microsoft.com/office/drawing/2016/5/10/chartex" xmlns:cx5="http://schemas.microsoft.com/office/drawing/2016/5/11/chartex" xmlns:cx6="http://schemas.microsoft.com/office/drawing/2016/5/12/chartex" xmlns:cx7="http://schemas.microsoft.com/office/drawing/2016/5/13/chartex" xmlns:cx8="http://schemas.microsoft.com/office/drawing/2016/5/14/chartex" xmlns:mc="http://schemas.openxmlformats.org/markup-compatibility/2006" xmlns:aink="http://schemas.microsoft.com/office/drawing/2016/ink" xmlns:am3d="http://schemas.microsoft.com/office/drawing/2017/model3d" xmlns:o="urn:schemas-microsoft-com:office:office" xmlns:oel="http://schemas.microsoft.com/office/2019/extlst" xmlns:r="http://schemas.openxmlformats.org/officeDocument/2006/relationships" xmlns:m="http://schemas.openxmlformats.org/officeDocument/2006/math" xmlns:v="urn:schemas-microsoft-com:vml" xmlns:wp14="http://schemas.microsoft.com/office/word/2010/wordprocessingDrawing" xmlns:wp="http://schemas.openxmlformats.org/drawingml/2006/wordprocessingDrawing" xmlns:w10="urn:schemas-microsoft-com:office:word" xmlns:w="http://schemas.openxmlformats.org/wordprocessingml/2006/main" xmlns:w14="http://schemas.microsoft.com/office/word/2010/wordml" xmlns:w15="http://schemas.microsoft.com/office/word/2012/wordml" xmlns:w16cex="http://schemas.microsoft.com/office/word/2018/wordml/cex" xmlns:w16cid="http://schemas.microsoft.com/office/word/2016/wordml/cid" xmlns:w16="http://schemas.microsoft.com/office/word/2018/wordml" xmlns:w16du="http://schemas.microsoft.com/office/word/2023/wordml/word16du" xmlns:w16sdtdh="http://schemas.microsoft.com/office/word/2020/wordml/sdtdatahash" xmlns:w16sdtfl="http://schemas.microsoft.com/office/word/2024/wordml/sdtformatlock" xmlns:w16se="http://schemas.microsoft.com/office/word/2015/wordml/symex" xmlns:wpg="http://schemas.microsoft.com/office/word/2010/wordprocessingGroup" xmlns:wpi="http://schemas.microsoft.com/office/word/2010/wordprocessingInk" xmlns:wne="http://schemas.microsoft.com/office/word/2006/wordml" xmlns:wps="http://schemas.microsoft.com/office/word/2010/wordprocessingShape" mc:Ignorable="w14 w15 w16se w16cid w16 w16cex w16sdtdh w16sdtfl w16du wp14">
   <w:body>
     <w:p>
       <w:pPr>
@@ -738,7 +738,27 @@
           <w:lang w:eastAsia="en-IN"/>
         </w:rPr>
         <w:lastRenderedPageBreak/>
-        <w:t>The development team can add more specific requirements as the project continues, which will reduce the troubleshooting or any possibilities of risks later on. </w:t>
+        <w:t>The development team can add more specific requirements as the project continues, which will reduce the trouble</w:t>
+      </w:r>
+      <w:r>
+        <w:rPr>
+          <w:rFonts w:ascii="Arial" w:eastAsia="Times New Roman" w:hAnsi="Arial" w:cs="Arial"/>
+          <w:color w:val="060C39"/>
+          <w:sz w:val="27"/>
+          <w:szCs w:val="27"/>
+          <w:lang w:eastAsia="en-IN"/>
+        </w:rPr>
+        <w:t xml:space="preserve"> </w:t>
+      </w:r>
+      <w:r>
+        <w:rPr>
+          <w:rFonts w:ascii="Arial" w:eastAsia="Times New Roman" w:hAnsi="Arial" w:cs="Arial"/>
+          <w:color w:val="060C39"/>
+          <w:sz w:val="27"/>
+          <w:szCs w:val="27"/>
+          <w:lang w:eastAsia="en-IN"/>
+        </w:rPr>
+        <w:t>shooting or any possibilities of risks later on. </w:t>
       </w:r>
     </w:p>
     <w:p>
@@ -1062,6 +1082,7 @@
       <w:pPr>
         <w:shd w:val="clear" w:color="auto" w:fill="FFFFFF"/>
         <w:spacing w:before="100" w:beforeAutospacing="1" w:after="100" w:afterAutospacing="1" w:line="240" w:lineRule="auto"/>
+        <w:ind w:firstLine="360"/>
         <w:rPr>
           <w:rFonts w:ascii="Arial" w:eastAsia="Times New Roman" w:hAnsi="Arial" w:cs="Arial"/>
           <w:color w:val="060C39"/>
@@ -1085,6 +1106,7 @@
       <w:pPr>
         <w:shd w:val="clear" w:color="auto" w:fill="FFFFFF"/>
         <w:spacing w:before="100" w:beforeAutospacing="1" w:after="100" w:afterAutospacing="1" w:line="240" w:lineRule="auto"/>
+        <w:ind w:firstLine="360"/>
         <w:rPr>
           <w:rFonts w:ascii="Arial" w:eastAsia="Times New Roman" w:hAnsi="Arial" w:cs="Arial"/>
           <w:color w:val="060C39"/>
@@ -1103,6 +1125,19 @@
         </w:rPr>
         <w:t>While functional requirements state what the system needs to do, non-functional systems provide details on user-experience goals. </w:t>
       </w:r>
+    </w:p>
+    <w:p>
+      <w:pPr>
+        <w:shd w:val="clear" w:color="auto" w:fill="FFFFFF"/>
+        <w:spacing w:before="100" w:beforeAutospacing="1" w:after="156" w:line="240" w:lineRule="auto"/>
+        <w:rPr>
+          <w:rFonts w:ascii="Arial" w:eastAsia="Times New Roman" w:hAnsi="Arial" w:cs="Arial"/>
+          <w:color w:val="060C39"/>
+          <w:sz w:val="27"/>
+          <w:szCs w:val="27"/>
+          <w:lang w:eastAsia="en-IN"/>
+        </w:rPr>
+      </w:pPr>
     </w:p>
     <w:p>
       <w:pPr>
@@ -1130,6 +1165,7 @@
           <w:szCs w:val="27"/>
           <w:lang w:eastAsia="en-IN"/>
         </w:rPr>
+        <w:lastRenderedPageBreak/>
         <w:t>Usability Requirements</w:t>
       </w:r>
     </w:p>
@@ -1153,7 +1189,6 @@
           <w:szCs w:val="27"/>
           <w:lang w:eastAsia="en-IN"/>
         </w:rPr>
-        <w:lastRenderedPageBreak/>
         <w:t>This section details accessibility and user experience goals.</w:t>
       </w:r>
     </w:p>
@@ -1397,6 +1432,15 @@
           <w:szCs w:val="27"/>
           <w:lang w:eastAsia="en-IN"/>
         </w:rPr>
+      </w:r>
+      <w:r>
+        <w:rPr>
+          <w:rFonts w:ascii="Arial" w:eastAsia="Times New Roman" w:hAnsi="Arial" w:cs="Arial"/>
+          <w:color w:val="060C39"/>
+          <w:sz w:val="27"/>
+          <w:szCs w:val="27"/>
+          <w:lang w:eastAsia="en-IN"/>
+        </w:rPr>
         <w:fldChar w:fldCharType="separate"/>
       </w:r>
       <w:r>
@@ -2126,6 +2170,15 @@
           <w:szCs w:val="27"/>
           <w:lang w:eastAsia="en-IN"/>
         </w:rPr>
+      </w:r>
+      <w:r>
+        <w:rPr>
+          <w:rFonts w:ascii="Arial" w:eastAsia="Times New Roman" w:hAnsi="Arial" w:cs="Arial"/>
+          <w:color w:val="060C39"/>
+          <w:sz w:val="27"/>
+          <w:szCs w:val="27"/>
+          <w:lang w:eastAsia="en-IN"/>
+        </w:rPr>
         <w:fldChar w:fldCharType="separate"/>
       </w:r>
       <w:r>
@@ -2272,20 +2325,8 @@
           <w:szCs w:val="27"/>
           <w:lang w:eastAsia="en-IN"/>
         </w:rPr>
-        <w:t> [E-commerce Application Name</w:t>
-      </w:r>
-      <w:proofErr w:type="gramStart"/>
-      <w:r>
-        <w:rPr>
-          <w:rFonts w:ascii="Arial" w:eastAsia="Times New Roman" w:hAnsi="Arial" w:cs="Arial"/>
-          <w:color w:val="060C39"/>
-          <w:sz w:val="27"/>
-          <w:szCs w:val="27"/>
-          <w:lang w:eastAsia="en-IN"/>
-        </w:rPr>
-        <w:t>]</w:t>
-      </w:r>
-      <w:proofErr w:type="gramEnd"/>
+        <w:t> [E-commerce Application Name]</w:t>
+      </w:r>
       <w:r>
         <w:rPr>
           <w:rFonts w:ascii="Arial" w:eastAsia="Times New Roman" w:hAnsi="Arial" w:cs="Arial"/>
@@ -5961,8 +6002,6 @@
           <w:lang w:eastAsia="en-IN"/>
         </w:rPr>
       </w:pPr>
-      <w:bookmarkStart w:id="0" w:name="_GoBack"/>
-      <w:bookmarkEnd w:id="0"/>
     </w:p>
     <w:sectPr>
       <w:pgSz w:w="11906" w:h="16838"/>
@@ -5975,7 +6014,7 @@
 </file>
 
 <file path=word/numbering.xml><?xml version="1.0" encoding="utf-8"?>
-<w:numbering xmlns:wpc="http://schemas.microsoft.com/office/word/2010/wordprocessingCanvas" xmlns:mc="http://schemas.openxmlformats.org/markup-compatibility/2006" xmlns:o="urn:schemas-microsoft-com:office:office" xmlns:r="http://schemas.openxmlformats.org/officeDocument/2006/relationships" xmlns:m="http://schemas.openxmlformats.org/officeDocument/2006/math" xmlns:v="urn:schemas-microsoft-com:vml" xmlns:wp14="http://schemas.microsoft.com/office/word/2010/wordprocessingDrawing" xmlns:wp="http://schemas.openxmlformats.org/drawingml/2006/wordprocessingDrawing" xmlns:w10="urn:schemas-microsoft-com:office:word" xmlns:w="http://schemas.openxmlformats.org/wordprocessingml/2006/main" xmlns:w14="http://schemas.microsoft.com/office/word/2010/wordml" xmlns:w15="http://schemas.microsoft.com/office/word/2012/wordml" xmlns:wpg="http://schemas.microsoft.com/office/word/2010/wordprocessingGroup" xmlns:wpi="http://schemas.microsoft.com/office/word/2010/wordprocessingInk" xmlns:wne="http://schemas.microsoft.com/office/word/2006/wordml" xmlns:wps="http://schemas.microsoft.com/office/word/2010/wordprocessingShape" mc:Ignorable="w14 w15 wp14">
+<w:numbering xmlns:wpc="http://schemas.microsoft.com/office/word/2010/wordprocessingCanvas" xmlns:cx="http://schemas.microsoft.com/office/drawing/2014/chartex" xmlns:cx1="http://schemas.microsoft.com/office/drawing/2015/9/8/chartex" xmlns:cx2="http://schemas.microsoft.com/office/drawing/2015/10/21/chartex" xmlns:cx3="http://schemas.microsoft.com/office/drawing/2016/5/9/chartex" xmlns:cx4="http://schemas.microsoft.com/office/drawing/2016/5/10/chartex" xmlns:cx5="http://schemas.microsoft.com/office/drawing/2016/5/11/chartex" xmlns:cx6="http://schemas.microsoft.com/office/drawing/2016/5/12/chartex" xmlns:cx7="http://schemas.microsoft.com/office/drawing/2016/5/13/chartex" xmlns:cx8="http://schemas.microsoft.com/office/drawing/2016/5/14/chartex" xmlns:mc="http://schemas.openxmlformats.org/markup-compatibility/2006" xmlns:aink="http://schemas.microsoft.com/office/drawing/2016/ink" xmlns:am3d="http://schemas.microsoft.com/office/drawing/2017/model3d" xmlns:o="urn:schemas-microsoft-com:office:office" xmlns:oel="http://schemas.microsoft.com/office/2019/extlst" xmlns:r="http://schemas.openxmlformats.org/officeDocument/2006/relationships" xmlns:m="http://schemas.openxmlformats.org/officeDocument/2006/math" xmlns:v="urn:schemas-microsoft-com:vml" xmlns:wp14="http://schemas.microsoft.com/office/word/2010/wordprocessingDrawing" xmlns:wp="http://schemas.openxmlformats.org/drawingml/2006/wordprocessingDrawing" xmlns:w10="urn:schemas-microsoft-com:office:word" xmlns:w="http://schemas.openxmlformats.org/wordprocessingml/2006/main" xmlns:w14="http://schemas.microsoft.com/office/word/2010/wordml" xmlns:w15="http://schemas.microsoft.com/office/word/2012/wordml" xmlns:w16cex="http://schemas.microsoft.com/office/word/2018/wordml/cex" xmlns:w16cid="http://schemas.microsoft.com/office/word/2016/wordml/cid" xmlns:w16="http://schemas.microsoft.com/office/word/2018/wordml" xmlns:w16du="http://schemas.microsoft.com/office/word/2023/wordml/word16du" xmlns:w16sdtdh="http://schemas.microsoft.com/office/word/2020/wordml/sdtdatahash" xmlns:w16sdtfl="http://schemas.microsoft.com/office/word/2024/wordml/sdtformatlock" xmlns:w16se="http://schemas.microsoft.com/office/word/2015/wordml/symex" xmlns:wpg="http://schemas.microsoft.com/office/word/2010/wordprocessingGroup" xmlns:wpi="http://schemas.microsoft.com/office/word/2010/wordprocessingInk" xmlns:wne="http://schemas.microsoft.com/office/word/2006/wordml" xmlns:wps="http://schemas.microsoft.com/office/word/2010/wordprocessingShape" mc:Ignorable="w14 w15 w16se w16cid w16 w16cex w16sdtdh w16sdtfl w16du wp14">
   <w:abstractNum w:abstractNumId="0" w15:restartNumberingAfterBreak="0">
     <w:nsid w:val="00CD67BF"/>
     <w:multiLevelType w:val="multilevel"/>
@@ -11268,119 +11307,119 @@
       </w:rPr>
     </w:lvl>
   </w:abstractNum>
-  <w:num w:numId="1">
+  <w:num w:numId="1" w16cid:durableId="1364672592">
     <w:abstractNumId w:val="22"/>
   </w:num>
-  <w:num w:numId="2">
+  <w:num w:numId="2" w16cid:durableId="2125685828">
     <w:abstractNumId w:val="35"/>
   </w:num>
-  <w:num w:numId="3">
+  <w:num w:numId="3" w16cid:durableId="1079598490">
     <w:abstractNumId w:val="17"/>
   </w:num>
-  <w:num w:numId="4">
+  <w:num w:numId="4" w16cid:durableId="1084182815">
     <w:abstractNumId w:val="3"/>
   </w:num>
-  <w:num w:numId="5">
+  <w:num w:numId="5" w16cid:durableId="393311701">
     <w:abstractNumId w:val="19"/>
   </w:num>
-  <w:num w:numId="6">
+  <w:num w:numId="6" w16cid:durableId="900143350">
     <w:abstractNumId w:val="8"/>
   </w:num>
-  <w:num w:numId="7">
+  <w:num w:numId="7" w16cid:durableId="1603682695">
     <w:abstractNumId w:val="7"/>
   </w:num>
-  <w:num w:numId="8">
+  <w:num w:numId="8" w16cid:durableId="846411257">
     <w:abstractNumId w:val="2"/>
   </w:num>
-  <w:num w:numId="9">
+  <w:num w:numId="9" w16cid:durableId="706881183">
     <w:abstractNumId w:val="31"/>
   </w:num>
-  <w:num w:numId="10">
+  <w:num w:numId="10" w16cid:durableId="1159036778">
     <w:abstractNumId w:val="32"/>
   </w:num>
-  <w:num w:numId="11">
+  <w:num w:numId="11" w16cid:durableId="2056856392">
     <w:abstractNumId w:val="21"/>
   </w:num>
-  <w:num w:numId="12">
+  <w:num w:numId="12" w16cid:durableId="260645308">
     <w:abstractNumId w:val="20"/>
   </w:num>
-  <w:num w:numId="13">
+  <w:num w:numId="13" w16cid:durableId="653680271">
     <w:abstractNumId w:val="4"/>
   </w:num>
-  <w:num w:numId="14">
+  <w:num w:numId="14" w16cid:durableId="1644847287">
     <w:abstractNumId w:val="18"/>
   </w:num>
-  <w:num w:numId="15">
+  <w:num w:numId="15" w16cid:durableId="1616139173">
     <w:abstractNumId w:val="25"/>
   </w:num>
-  <w:num w:numId="16">
+  <w:num w:numId="16" w16cid:durableId="418259065">
     <w:abstractNumId w:val="9"/>
   </w:num>
-  <w:num w:numId="17">
+  <w:num w:numId="17" w16cid:durableId="631247227">
     <w:abstractNumId w:val="33"/>
   </w:num>
-  <w:num w:numId="18">
+  <w:num w:numId="18" w16cid:durableId="805044660">
     <w:abstractNumId w:val="29"/>
   </w:num>
-  <w:num w:numId="19">
+  <w:num w:numId="19" w16cid:durableId="1682469191">
     <w:abstractNumId w:val="23"/>
   </w:num>
-  <w:num w:numId="20">
+  <w:num w:numId="20" w16cid:durableId="1453594498">
     <w:abstractNumId w:val="26"/>
   </w:num>
-  <w:num w:numId="21">
+  <w:num w:numId="21" w16cid:durableId="1034890755">
     <w:abstractNumId w:val="5"/>
   </w:num>
-  <w:num w:numId="22">
+  <w:num w:numId="22" w16cid:durableId="209728514">
     <w:abstractNumId w:val="10"/>
   </w:num>
-  <w:num w:numId="23">
+  <w:num w:numId="23" w16cid:durableId="1089423705">
     <w:abstractNumId w:val="16"/>
   </w:num>
-  <w:num w:numId="24">
+  <w:num w:numId="24" w16cid:durableId="2109959053">
     <w:abstractNumId w:val="30"/>
   </w:num>
-  <w:num w:numId="25">
+  <w:num w:numId="25" w16cid:durableId="472335324">
     <w:abstractNumId w:val="1"/>
   </w:num>
-  <w:num w:numId="26">
+  <w:num w:numId="26" w16cid:durableId="2044791899">
     <w:abstractNumId w:val="34"/>
   </w:num>
-  <w:num w:numId="27">
+  <w:num w:numId="27" w16cid:durableId="1288660457">
     <w:abstractNumId w:val="11"/>
   </w:num>
-  <w:num w:numId="28">
+  <w:num w:numId="28" w16cid:durableId="2092044016">
     <w:abstractNumId w:val="28"/>
   </w:num>
-  <w:num w:numId="29">
+  <w:num w:numId="29" w16cid:durableId="558250388">
     <w:abstractNumId w:val="24"/>
   </w:num>
-  <w:num w:numId="30">
+  <w:num w:numId="30" w16cid:durableId="1521817588">
     <w:abstractNumId w:val="27"/>
   </w:num>
-  <w:num w:numId="31">
+  <w:num w:numId="31" w16cid:durableId="1687949084">
     <w:abstractNumId w:val="15"/>
   </w:num>
-  <w:num w:numId="32">
+  <w:num w:numId="32" w16cid:durableId="1144078601">
     <w:abstractNumId w:val="14"/>
   </w:num>
-  <w:num w:numId="33">
+  <w:num w:numId="33" w16cid:durableId="1420175332">
     <w:abstractNumId w:val="6"/>
   </w:num>
-  <w:num w:numId="34">
+  <w:num w:numId="34" w16cid:durableId="302198132">
     <w:abstractNumId w:val="0"/>
   </w:num>
-  <w:num w:numId="35">
+  <w:num w:numId="35" w16cid:durableId="934361702">
     <w:abstractNumId w:val="13"/>
   </w:num>
-  <w:num w:numId="36">
+  <w:num w:numId="36" w16cid:durableId="1885680586">
     <w:abstractNumId w:val="12"/>
   </w:num>
 </w:numbering>
 </file>
 
 <file path=word/styles.xml><?xml version="1.0" encoding="utf-8"?>
-<w:styles xmlns:mc="http://schemas.openxmlformats.org/markup-compatibility/2006" xmlns:r="http://schemas.openxmlformats.org/officeDocument/2006/relationships" xmlns:w="http://schemas.openxmlformats.org/wordprocessingml/2006/main" xmlns:w14="http://schemas.microsoft.com/office/word/2010/wordml" xmlns:w15="http://schemas.microsoft.com/office/word/2012/wordml" mc:Ignorable="w14 w15">
+<w:styles xmlns:mc="http://schemas.openxmlformats.org/markup-compatibility/2006" xmlns:r="http://schemas.openxmlformats.org/officeDocument/2006/relationships" xmlns:w="http://schemas.openxmlformats.org/wordprocessingml/2006/main" xmlns:w14="http://schemas.microsoft.com/office/word/2010/wordml" xmlns:w15="http://schemas.microsoft.com/office/word/2012/wordml" xmlns:w16cex="http://schemas.microsoft.com/office/word/2018/wordml/cex" xmlns:w16cid="http://schemas.microsoft.com/office/word/2016/wordml/cid" xmlns:w16="http://schemas.microsoft.com/office/word/2018/wordml" xmlns:w16du="http://schemas.microsoft.com/office/word/2023/wordml/word16du" xmlns:w16sdtdh="http://schemas.microsoft.com/office/word/2020/wordml/sdtdatahash" xmlns:w16sdtfl="http://schemas.microsoft.com/office/word/2024/wordml/sdtformatlock" xmlns:w16se="http://schemas.microsoft.com/office/word/2015/wordml/symex" mc:Ignorable="w14 w15 w16se w16cid w16 w16cex w16sdtdh w16sdtfl w16du">
   <w:docDefaults>
     <w:rPrDefault>
       <w:rPr>
@@ -11396,7 +11435,7 @@
       </w:pPr>
     </w:pPrDefault>
   </w:docDefaults>
-  <w:latentStyles w:defLockedState="0" w:defUIPriority="99" w:defSemiHidden="0" w:defUnhideWhenUsed="0" w:defQFormat="0" w:count="371">
+  <w:latentStyles w:defLockedState="0" w:defUIPriority="99" w:defSemiHidden="0" w:defUnhideWhenUsed="0" w:defQFormat="0" w:count="376">
     <w:lsdException w:name="Normal" w:uiPriority="0" w:qFormat="1"/>
     <w:lsdException w:name="heading 1" w:uiPriority="9" w:qFormat="1"/>
     <w:lsdException w:name="heading 2" w:semiHidden="1" w:uiPriority="9" w:unhideWhenUsed="1" w:qFormat="1"/>
@@ -11768,6 +11807,11 @@
     <w:lsdException w:name="List Table 5 Dark Accent 6" w:uiPriority="50"/>
     <w:lsdException w:name="List Table 6 Colorful Accent 6" w:uiPriority="51"/>
     <w:lsdException w:name="List Table 7 Colorful Accent 6" w:uiPriority="52"/>
+    <w:lsdException w:name="Mention" w:semiHidden="1" w:unhideWhenUsed="1"/>
+    <w:lsdException w:name="Smart Hyperlink" w:semiHidden="1" w:unhideWhenUsed="1"/>
+    <w:lsdException w:name="Hashtag" w:semiHidden="1" w:unhideWhenUsed="1"/>
+    <w:lsdException w:name="Unresolved Mention" w:semiHidden="1" w:unhideWhenUsed="1"/>
+    <w:lsdException w:name="Smart Link" w:semiHidden="1" w:unhideWhenUsed="1"/>
   </w:latentStyles>
   <w:style w:type="paragraph" w:default="1" w:styleId="Normal">
     <w:name w:val="Normal"/>
@@ -12259,6 +12303,15 @@
 </file>
 
 <file path=customXml/item1.xml><?xml version="1.0" encoding="utf-8"?>
+<?mso-contentType ?>
+<FormTemplates xmlns="http://schemas.microsoft.com/sharepoint/v3/contenttype/forms">
+  <Display>DocumentLibraryForm</Display>
+  <Edit>DocumentLibraryForm</Edit>
+  <New>DocumentLibraryForm</New>
+</FormTemplates>
+</file>
+
+<file path=customXml/item2.xml><?xml version="1.0" encoding="utf-8"?>
 <ct:contentTypeSchema xmlns:ct="http://schemas.microsoft.com/office/2006/metadata/contentType" xmlns:ma="http://schemas.microsoft.com/office/2006/metadata/properties/metaAttributes" ct:_="" ma:_="" ma:contentTypeName="Document" ma:contentTypeID="0x010100954652D626EF27418F127E2176372956" ma:contentTypeVersion="0" ma:contentTypeDescription="Create a new document." ma:contentTypeScope="" ma:versionID="d16676a917884333940fadcd7011fb4f">
   <xsd:schema xmlns:xsd="http://www.w3.org/2001/XMLSchema" xmlns:xs="http://www.w3.org/2001/XMLSchema" xmlns:p="http://schemas.microsoft.com/office/2006/metadata/properties" targetNamespace="http://schemas.microsoft.com/office/2006/metadata/properties" ma:root="true" ma:fieldsID="4b795196365d0a2ba85bf44c386000f7">
     <xsd:element name="properties">
@@ -12372,15 +12425,6 @@
 </ct:contentTypeSchema>
 </file>
 
-<file path=customXml/item2.xml><?xml version="1.0" encoding="utf-8"?>
-<?mso-contentType ?>
-<FormTemplates xmlns="http://schemas.microsoft.com/sharepoint/v3/contenttype/forms">
-  <Display>DocumentLibraryForm</Display>
-  <Edit>DocumentLibraryForm</Edit>
-  <New>DocumentLibraryForm</New>
-</FormTemplates>
-</file>
-
 <file path=customXml/item3.xml><?xml version="1.0" encoding="utf-8"?>
 <p:properties xmlns:p="http://schemas.microsoft.com/office/2006/metadata/properties" xmlns:xsi="http://www.w3.org/2001/XMLSchema-instance" xmlns:pc="http://schemas.microsoft.com/office/infopath/2007/PartnerControls">
   <documentManagement/>
@@ -12388,13 +12432,34 @@
 </file>
 
 <file path=customXml/itemProps1.xml><?xml version="1.0" encoding="utf-8"?>
-<ds:datastoreItem xmlns:ds="http://schemas.openxmlformats.org/officeDocument/2006/customXml" ds:itemID="{76438919-6E16-41E6-8F31-F4CC3112CEDE}"/>
+<ds:datastoreItem xmlns:ds="http://schemas.openxmlformats.org/officeDocument/2006/customXml" ds:itemID="{01FCDC58-AD16-478B-8A5E-BA5F9F5BE0FB}">
+  <ds:schemaRefs>
+    <ds:schemaRef ds:uri="http://schemas.microsoft.com/sharepoint/v3/contenttype/forms"/>
+  </ds:schemaRefs>
+</ds:datastoreItem>
 </file>
 
 <file path=customXml/itemProps2.xml><?xml version="1.0" encoding="utf-8"?>
-<ds:datastoreItem xmlns:ds="http://schemas.openxmlformats.org/officeDocument/2006/customXml" ds:itemID="{01FCDC58-AD16-478B-8A5E-BA5F9F5BE0FB}"/>
+<ds:datastoreItem xmlns:ds="http://schemas.openxmlformats.org/officeDocument/2006/customXml" ds:itemID="{76438919-6E16-41E6-8F31-F4CC3112CEDE}">
+  <ds:schemaRefs>
+    <ds:schemaRef ds:uri="http://schemas.microsoft.com/office/2006/metadata/contentType"/>
+    <ds:schemaRef ds:uri="http://schemas.microsoft.com/office/2006/metadata/properties/metaAttributes"/>
+    <ds:schemaRef ds:uri="http://www.w3.org/2001/XMLSchema"/>
+    <ds:schemaRef ds:uri="http://schemas.microsoft.com/office/2006/metadata/properties"/>
+    <ds:schemaRef ds:uri="http://schemas.openxmlformats.org/package/2006/metadata/core-properties"/>
+    <ds:schemaRef ds:uri="http://purl.org/dc/elements/1.1/"/>
+    <ds:schemaRef ds:uri="http://purl.org/dc/terms/"/>
+    <ds:schemaRef ds:uri="http://schemas.microsoft.com/internal/obd"/>
+    <ds:schemaRef ds:uri="http://schemas.microsoft.com/office/infopath/2007/PartnerControls"/>
+  </ds:schemaRefs>
+</ds:datastoreItem>
 </file>
 
 <file path=customXml/itemProps3.xml><?xml version="1.0" encoding="utf-8"?>
-<ds:datastoreItem xmlns:ds="http://schemas.openxmlformats.org/officeDocument/2006/customXml" ds:itemID="{9E91D3FE-C593-4DA9-A813-980447873A36}"/>
+<ds:datastoreItem xmlns:ds="http://schemas.openxmlformats.org/officeDocument/2006/customXml" ds:itemID="{9E91D3FE-C593-4DA9-A813-980447873A36}">
+  <ds:schemaRefs>
+    <ds:schemaRef ds:uri="http://schemas.microsoft.com/office/2006/metadata/properties"/>
+    <ds:schemaRef ds:uri="http://schemas.microsoft.com/office/infopath/2007/PartnerControls"/>
+  </ds:schemaRefs>
+</ds:datastoreItem>
 </file>